--- a/报告.docx
+++ b/报告.docx
@@ -872,7 +872,7 @@
         <w:spacing w:after="120"/>
       </w:pPr>
       <w:r>
-        <w:t>（1）卷积码/Viterbi：预计算网格状态转移与输出，硬判决汉明度量加比选，零尾终止保证无噪声完全可逆。（2）CRC 分层：校验 CRC 覆盖原始信息位并随信息一起进入信道编码受 FEC 保护，接收端译码后再校验，符合 PRD‘校验覆盖原始 payload bitstream’的要求且纠错后能通过。（3）同步：对任意前导做归一化滑动互相关取峰，覆盖 0–128 符号偏移。（4）均衡：衰落信道下用前导估计信道增益 h，再以 MMSE 均衡。</w:t>
+        <w:t>（1）卷积码/Viterbi：预计算网格状态转移与输出，硬判决汉明度量加比选，零尾终止保证无噪声完全可逆。（2）CRC 分层：校验 CRC 覆盖原始信息位并随信息一起进入信道编码受 FEC 保护，接收端译码后再校验，符合 PRD‘校验覆盖原始 payload bitstream’的要求且纠错后能通过。（3）同步：对任意前导做归一化滑动互相关取峰，覆盖 0–128 符号偏移。（4）均衡：衰落信道下用前导估计信道增益 h，再以 MMSE 均衡。（5）参数校验：CLI 对 --mod/--channel 采用白名单 choices、--snr 做 [-50,100] dB 范围校验，非法输入明确报错并以非 0 退出码拒绝，而非静默回退（据课堂隐藏测试讲评补齐）。</w:t>
       </w:r>
     </w:p>
     <w:p>
